--- a/paper.zh.docx
+++ b/paper.zh.docx
@@ -2369,6 +2369,24 @@
       </w:pPr>
       <w:r>
         <w:t xml:space="preserve">生成式人工智能（generative AI）实质性参与了稿件的发展与重组、候选文献的发现、文字起草和翻译，以及示例代码与文档工具的制作。这种辅助不是独立学术审阅，也不是关于意识或制度有效性主张的证据。提交作品的责任仍由人类作者承担。配套投稿清单区分技术准备与作者最终核验、批准；本文不声称已经获得 arXiv 接收或编号。</w:t>
+      </w:r>
+    </w:p>
+    <w:p>
+      <w:pPr>
+        <w:pStyle w:val="BodyText"/>
+      </w:pPr>
+      <w:r>
+        <w:rPr>
+          <w:bCs/>
+          <w:b/>
+        </w:rPr>
+        <w:t xml:space="preserve">版权与使用。</w:t>
+      </w:r>
+      <w:r>
+        <w:t xml:space="preserve"> </w:t>
+      </w:r>
+      <w:r>
+        <w:t xml:space="preserve">© 2026 Junliang Zhou。原创稿件表达与编辑工作在可受保护范围内保留版权。欢迎阅读、引用、批评和讨论；允许署名的简短学术引用及课堂节选，不影响合理使用等法定权利。不主张对思想、方法、事实、第三方引文或纯 AI 生成材料的专有权。复现软件单独适用 MIT 许可，该软件许可不覆盖稿件；详见仓库 COPYRIGHT.md 与 LICENSE-CODE。arXiv 分发许可尚未选择，不代表已经提交。</w:t>
       </w:r>
     </w:p>
     <w:bookmarkEnd w:id="33"/>
